--- a/project-3.docx
+++ b/project-3.docx
@@ -3511,66 +3511,50 @@
         <w:spacing w:before="100" w:beforeAutospacing="1" w:after="100" w:afterAutospacing="1" w:line="240" w:lineRule="auto"/>
         <w:rPr>
           <w:rFonts w:ascii="Times New Roman" w:eastAsia="Times New Roman" w:hAnsi="Times New Roman" w:cs="Times New Roman"/>
-          <w:sz w:val="24"/>
-          <w:szCs w:val="24"/>
-          <w:lang w:eastAsia="en-IN"/>
-        </w:rPr>
-      </w:pPr>
-      <w:r>
-        <w:rPr>
-          <w:rFonts w:ascii="Times New Roman" w:eastAsia="Times New Roman" w:hAnsi="Times New Roman" w:cs="Times New Roman"/>
-          <w:sz w:val="24"/>
-          <w:szCs w:val="24"/>
-          <w:lang w:eastAsia="en-IN"/>
-        </w:rPr>
-        <w:t xml:space="preserve">Create </w:t>
-      </w:r>
-      <w:r>
-        <w:rPr>
-          <w:rFonts w:ascii="Times New Roman" w:eastAsia="Times New Roman" w:hAnsi="Times New Roman" w:cs="Times New Roman"/>
           <w:b/>
           <w:bCs/>
           <w:sz w:val="24"/>
           <w:szCs w:val="24"/>
           <w:lang w:eastAsia="en-IN"/>
         </w:rPr>
+      </w:pPr>
+      <w:r>
+        <w:rPr>
+          <w:rFonts w:ascii="Times New Roman" w:eastAsia="Times New Roman" w:hAnsi="Times New Roman" w:cs="Times New Roman"/>
+          <w:sz w:val="24"/>
+          <w:szCs w:val="24"/>
+          <w:lang w:eastAsia="en-IN"/>
+        </w:rPr>
+        <w:t xml:space="preserve">Create </w:t>
+      </w:r>
+      <w:r>
+        <w:rPr>
+          <w:rFonts w:ascii="Times New Roman" w:eastAsia="Times New Roman" w:hAnsi="Times New Roman" w:cs="Times New Roman"/>
+          <w:b/>
+          <w:bCs/>
+          <w:sz w:val="24"/>
+          <w:szCs w:val="24"/>
+          <w:lang w:eastAsia="en-IN"/>
+        </w:rPr>
         <w:t>Pipeline Job</w:t>
       </w:r>
     </w:p>
     <w:p>
       <w:pPr>
-        <w:tabs>
-          <w:tab w:val="left" w:pos="916"/>
-          <w:tab w:val="left" w:pos="1832"/>
-          <w:tab w:val="left" w:pos="2748"/>
-          <w:tab w:val="left" w:pos="3664"/>
-          <w:tab w:val="left" w:pos="4580"/>
-          <w:tab w:val="left" w:pos="5496"/>
-          <w:tab w:val="left" w:pos="6412"/>
-          <w:tab w:val="left" w:pos="7328"/>
-          <w:tab w:val="left" w:pos="8244"/>
-          <w:tab w:val="left" w:pos="9160"/>
-          <w:tab w:val="left" w:pos="10076"/>
-          <w:tab w:val="left" w:pos="10992"/>
-          <w:tab w:val="left" w:pos="11908"/>
-          <w:tab w:val="left" w:pos="12824"/>
-          <w:tab w:val="left" w:pos="13740"/>
-          <w:tab w:val="left" w:pos="14656"/>
-        </w:tabs>
-        <w:spacing w:after="0" w:line="240" w:lineRule="auto"/>
-        <w:rPr>
-          <w:rFonts w:ascii="Courier New" w:eastAsia="Times New Roman" w:hAnsi="Courier New" w:cs="Courier New"/>
-          <w:sz w:val="20"/>
-          <w:szCs w:val="20"/>
+        <w:spacing w:before="100" w:beforeAutospacing="1" w:after="100" w:afterAutospacing="1" w:line="240" w:lineRule="auto"/>
+        <w:rPr>
+          <w:rFonts w:ascii="Times New Roman" w:eastAsia="Times New Roman" w:hAnsi="Times New Roman" w:cs="Times New Roman"/>
+          <w:sz w:val="24"/>
+          <w:szCs w:val="24"/>
           <w:lang w:eastAsia="en-IN"/>
         </w:rPr>
       </w:pPr>
       <w:proofErr w:type="gramStart"/>
       <w:r>
         <w:rPr>
-          <w:rFonts w:ascii="Courier New" w:eastAsia="Times New Roman" w:hAnsi="Courier New" w:cs="Courier New"/>
-          <w:sz w:val="20"/>
-          <w:szCs w:val="20"/>
+          <w:rFonts w:ascii="Times New Roman" w:eastAsia="Times New Roman" w:hAnsi="Times New Roman" w:cs="Times New Roman"/>
+          <w:sz w:val="24"/>
+          <w:szCs w:val="24"/>
           <w:lang w:eastAsia="en-IN"/>
         </w:rPr>
         <w:t>pipeline</w:t>
@@ -3578,709 +3562,1342 @@
       <w:proofErr w:type="gramEnd"/>
       <w:r>
         <w:rPr>
-          <w:rFonts w:ascii="Courier New" w:eastAsia="Times New Roman" w:hAnsi="Courier New" w:cs="Courier New"/>
-          <w:sz w:val="20"/>
-          <w:szCs w:val="20"/>
+          <w:rFonts w:ascii="Times New Roman" w:eastAsia="Times New Roman" w:hAnsi="Times New Roman" w:cs="Times New Roman"/>
+          <w:sz w:val="24"/>
+          <w:szCs w:val="24"/>
           <w:lang w:eastAsia="en-IN"/>
         </w:rPr>
         <w:t xml:space="preserve"> {</w:t>
       </w:r>
-      <w:r>
-        <w:rPr>
-          <w:rFonts w:ascii="Courier New" w:eastAsia="Times New Roman" w:hAnsi="Courier New" w:cs="Courier New"/>
-          <w:sz w:val="20"/>
-          <w:szCs w:val="20"/>
-          <w:lang w:eastAsia="en-IN"/>
-        </w:rPr>
-        <w:br/>
-        <w:t xml:space="preserve"> agent any</w:t>
-      </w:r>
-      <w:r>
-        <w:rPr>
-          <w:rFonts w:ascii="Courier New" w:eastAsia="Times New Roman" w:hAnsi="Courier New" w:cs="Courier New"/>
-          <w:sz w:val="20"/>
-          <w:szCs w:val="20"/>
-          <w:lang w:eastAsia="en-IN"/>
-        </w:rPr>
-        <w:br/>
-      </w:r>
-      <w:r>
-        <w:rPr>
-          <w:rFonts w:ascii="Courier New" w:eastAsia="Times New Roman" w:hAnsi="Courier New" w:cs="Courier New"/>
-          <w:sz w:val="20"/>
-          <w:szCs w:val="20"/>
-          <w:lang w:eastAsia="en-IN"/>
-        </w:rPr>
-        <w:br/>
-        <w:t xml:space="preserve"> stages {</w:t>
-      </w:r>
-      <w:r>
-        <w:rPr>
-          <w:rFonts w:ascii="Courier New" w:eastAsia="Times New Roman" w:hAnsi="Courier New" w:cs="Courier New"/>
-          <w:sz w:val="20"/>
-          <w:szCs w:val="20"/>
-          <w:lang w:eastAsia="en-IN"/>
-        </w:rPr>
-        <w:br/>
-      </w:r>
-      <w:r>
-        <w:rPr>
-          <w:rFonts w:ascii="Courier New" w:eastAsia="Times New Roman" w:hAnsi="Courier New" w:cs="Courier New"/>
-          <w:sz w:val="20"/>
-          <w:szCs w:val="20"/>
-          <w:lang w:eastAsia="en-IN"/>
-        </w:rPr>
-        <w:br/>
-        <w:t xml:space="preserve">  stage('Clone') {</w:t>
-      </w:r>
-      <w:r>
-        <w:rPr>
-          <w:rFonts w:ascii="Courier New" w:eastAsia="Times New Roman" w:hAnsi="Courier New" w:cs="Courier New"/>
-          <w:sz w:val="20"/>
-          <w:szCs w:val="20"/>
-          <w:lang w:eastAsia="en-IN"/>
-        </w:rPr>
-        <w:br/>
-        <w:t xml:space="preserve">   steps {</w:t>
-      </w:r>
-      <w:r>
-        <w:rPr>
-          <w:rFonts w:ascii="Courier New" w:eastAsia="Times New Roman" w:hAnsi="Courier New" w:cs="Courier New"/>
-          <w:sz w:val="20"/>
-          <w:szCs w:val="20"/>
-          <w:lang w:eastAsia="en-IN"/>
-        </w:rPr>
-        <w:br/>
-        <w:t xml:space="preserve">    git 'https://github.com/YOUR_USERNAME/</w:t>
-      </w:r>
-      <w:proofErr w:type="spellStart"/>
-      <w:r>
-        <w:rPr>
-          <w:rFonts w:ascii="Courier New" w:eastAsia="Times New Roman" w:hAnsi="Courier New" w:cs="Courier New"/>
-          <w:sz w:val="20"/>
-          <w:szCs w:val="20"/>
-          <w:lang w:eastAsia="en-IN"/>
-        </w:rPr>
-        <w:t>devops-build.git</w:t>
-      </w:r>
-      <w:proofErr w:type="spellEnd"/>
-      <w:r>
-        <w:rPr>
-          <w:rFonts w:ascii="Courier New" w:eastAsia="Times New Roman" w:hAnsi="Courier New" w:cs="Courier New"/>
-          <w:sz w:val="20"/>
-          <w:szCs w:val="20"/>
-          <w:lang w:eastAsia="en-IN"/>
-        </w:rPr>
-        <w:t>'</w:t>
-      </w:r>
-      <w:r>
-        <w:rPr>
-          <w:rFonts w:ascii="Courier New" w:eastAsia="Times New Roman" w:hAnsi="Courier New" w:cs="Courier New"/>
-          <w:sz w:val="20"/>
-          <w:szCs w:val="20"/>
-          <w:lang w:eastAsia="en-IN"/>
-        </w:rPr>
-        <w:br/>
-        <w:t xml:space="preserve">   }</w:t>
-      </w:r>
-      <w:r>
-        <w:rPr>
-          <w:rFonts w:ascii="Courier New" w:eastAsia="Times New Roman" w:hAnsi="Courier New" w:cs="Courier New"/>
-          <w:sz w:val="20"/>
-          <w:szCs w:val="20"/>
-          <w:lang w:eastAsia="en-IN"/>
-        </w:rPr>
-        <w:br/>
-        <w:t xml:space="preserve">  }</w:t>
-      </w:r>
-      <w:r>
-        <w:rPr>
-          <w:rFonts w:ascii="Courier New" w:eastAsia="Times New Roman" w:hAnsi="Courier New" w:cs="Courier New"/>
-          <w:sz w:val="20"/>
-          <w:szCs w:val="20"/>
-          <w:lang w:eastAsia="en-IN"/>
-        </w:rPr>
-        <w:br/>
-      </w:r>
-      <w:r>
-        <w:rPr>
-          <w:rFonts w:ascii="Courier New" w:eastAsia="Times New Roman" w:hAnsi="Courier New" w:cs="Courier New"/>
-          <w:sz w:val="20"/>
-          <w:szCs w:val="20"/>
-          <w:lang w:eastAsia="en-IN"/>
-        </w:rPr>
-        <w:br/>
-        <w:t xml:space="preserve">  stage('Build Docker Image') {</w:t>
-      </w:r>
-      <w:r>
-        <w:rPr>
-          <w:rFonts w:ascii="Courier New" w:eastAsia="Times New Roman" w:hAnsi="Courier New" w:cs="Courier New"/>
-          <w:sz w:val="20"/>
-          <w:szCs w:val="20"/>
-          <w:lang w:eastAsia="en-IN"/>
-        </w:rPr>
-        <w:br/>
-        <w:t xml:space="preserve">   steps {</w:t>
-      </w:r>
-      <w:r>
-        <w:rPr>
-          <w:rFonts w:ascii="Courier New" w:eastAsia="Times New Roman" w:hAnsi="Courier New" w:cs="Courier New"/>
-          <w:sz w:val="20"/>
-          <w:szCs w:val="20"/>
-          <w:lang w:eastAsia="en-IN"/>
-        </w:rPr>
-        <w:br/>
+    </w:p>
+    <w:p>
+      <w:pPr>
+        <w:spacing w:before="100" w:beforeAutospacing="1" w:after="100" w:afterAutospacing="1" w:line="240" w:lineRule="auto"/>
+        <w:rPr>
+          <w:rFonts w:ascii="Times New Roman" w:eastAsia="Times New Roman" w:hAnsi="Times New Roman" w:cs="Times New Roman"/>
+          <w:sz w:val="24"/>
+          <w:szCs w:val="24"/>
+          <w:lang w:eastAsia="en-IN"/>
+        </w:rPr>
+      </w:pPr>
+      <w:r>
+        <w:rPr>
+          <w:rFonts w:ascii="Times New Roman" w:eastAsia="Times New Roman" w:hAnsi="Times New Roman" w:cs="Times New Roman"/>
+          <w:sz w:val="24"/>
+          <w:szCs w:val="24"/>
+          <w:lang w:eastAsia="en-IN"/>
+        </w:rPr>
         <w:t xml:space="preserve">    </w:t>
       </w:r>
-      <w:proofErr w:type="spellStart"/>
-      <w:r>
-        <w:rPr>
-          <w:rFonts w:ascii="Courier New" w:eastAsia="Times New Roman" w:hAnsi="Courier New" w:cs="Courier New"/>
-          <w:sz w:val="20"/>
-          <w:szCs w:val="20"/>
+      <w:proofErr w:type="gramStart"/>
+      <w:r>
+        <w:rPr>
+          <w:rFonts w:ascii="Times New Roman" w:eastAsia="Times New Roman" w:hAnsi="Times New Roman" w:cs="Times New Roman"/>
+          <w:sz w:val="24"/>
+          <w:szCs w:val="24"/>
+          <w:lang w:eastAsia="en-IN"/>
+        </w:rPr>
+        <w:t>agent</w:t>
+      </w:r>
+      <w:proofErr w:type="gramEnd"/>
+      <w:r>
+        <w:rPr>
+          <w:rFonts w:ascii="Times New Roman" w:eastAsia="Times New Roman" w:hAnsi="Times New Roman" w:cs="Times New Roman"/>
+          <w:sz w:val="24"/>
+          <w:szCs w:val="24"/>
+          <w:lang w:eastAsia="en-IN"/>
+        </w:rPr>
+        <w:t xml:space="preserve"> any</w:t>
+      </w:r>
+    </w:p>
+    <w:p>
+      <w:pPr>
+        <w:spacing w:before="100" w:beforeAutospacing="1" w:after="100" w:afterAutospacing="1" w:line="240" w:lineRule="auto"/>
+        <w:rPr>
+          <w:rFonts w:ascii="Times New Roman" w:eastAsia="Times New Roman" w:hAnsi="Times New Roman" w:cs="Times New Roman"/>
+          <w:sz w:val="24"/>
+          <w:szCs w:val="24"/>
+          <w:lang w:eastAsia="en-IN"/>
+        </w:rPr>
+      </w:pPr>
+    </w:p>
+    <w:p>
+      <w:pPr>
+        <w:spacing w:before="100" w:beforeAutospacing="1" w:after="100" w:afterAutospacing="1" w:line="240" w:lineRule="auto"/>
+        <w:rPr>
+          <w:rFonts w:ascii="Times New Roman" w:eastAsia="Times New Roman" w:hAnsi="Times New Roman" w:cs="Times New Roman"/>
+          <w:sz w:val="24"/>
+          <w:szCs w:val="24"/>
+          <w:lang w:eastAsia="en-IN"/>
+        </w:rPr>
+      </w:pPr>
+      <w:r>
+        <w:rPr>
+          <w:rFonts w:ascii="Times New Roman" w:eastAsia="Times New Roman" w:hAnsi="Times New Roman" w:cs="Times New Roman"/>
+          <w:sz w:val="24"/>
+          <w:szCs w:val="24"/>
+          <w:lang w:eastAsia="en-IN"/>
+        </w:rPr>
+        <w:t xml:space="preserve">    </w:t>
+      </w:r>
+      <w:proofErr w:type="gramStart"/>
+      <w:r>
+        <w:rPr>
+          <w:rFonts w:ascii="Times New Roman" w:eastAsia="Times New Roman" w:hAnsi="Times New Roman" w:cs="Times New Roman"/>
+          <w:sz w:val="24"/>
+          <w:szCs w:val="24"/>
+          <w:lang w:eastAsia="en-IN"/>
+        </w:rPr>
+        <w:t>stages</w:t>
+      </w:r>
+      <w:proofErr w:type="gramEnd"/>
+      <w:r>
+        <w:rPr>
+          <w:rFonts w:ascii="Times New Roman" w:eastAsia="Times New Roman" w:hAnsi="Times New Roman" w:cs="Times New Roman"/>
+          <w:sz w:val="24"/>
+          <w:szCs w:val="24"/>
+          <w:lang w:eastAsia="en-IN"/>
+        </w:rPr>
+        <w:t xml:space="preserve"> {</w:t>
+      </w:r>
+    </w:p>
+    <w:p>
+      <w:pPr>
+        <w:spacing w:before="100" w:beforeAutospacing="1" w:after="100" w:afterAutospacing="1" w:line="240" w:lineRule="auto"/>
+        <w:rPr>
+          <w:rFonts w:ascii="Times New Roman" w:eastAsia="Times New Roman" w:hAnsi="Times New Roman" w:cs="Times New Roman"/>
+          <w:sz w:val="24"/>
+          <w:szCs w:val="24"/>
+          <w:lang w:eastAsia="en-IN"/>
+        </w:rPr>
+      </w:pPr>
+    </w:p>
+    <w:p>
+      <w:pPr>
+        <w:spacing w:before="100" w:beforeAutospacing="1" w:after="100" w:afterAutospacing="1" w:line="240" w:lineRule="auto"/>
+        <w:rPr>
+          <w:rFonts w:ascii="Times New Roman" w:eastAsia="Times New Roman" w:hAnsi="Times New Roman" w:cs="Times New Roman"/>
+          <w:sz w:val="24"/>
+          <w:szCs w:val="24"/>
+          <w:lang w:eastAsia="en-IN"/>
+        </w:rPr>
+      </w:pPr>
+      <w:r>
+        <w:rPr>
+          <w:rFonts w:ascii="Times New Roman" w:eastAsia="Times New Roman" w:hAnsi="Times New Roman" w:cs="Times New Roman"/>
+          <w:sz w:val="24"/>
+          <w:szCs w:val="24"/>
+          <w:lang w:eastAsia="en-IN"/>
+        </w:rPr>
+        <w:t xml:space="preserve">        </w:t>
+      </w:r>
+      <w:proofErr w:type="gramStart"/>
+      <w:r>
+        <w:rPr>
+          <w:rFonts w:ascii="Times New Roman" w:eastAsia="Times New Roman" w:hAnsi="Times New Roman" w:cs="Times New Roman"/>
+          <w:sz w:val="24"/>
+          <w:szCs w:val="24"/>
+          <w:lang w:eastAsia="en-IN"/>
+        </w:rPr>
+        <w:t>stage(</w:t>
+      </w:r>
+      <w:proofErr w:type="gramEnd"/>
+      <w:r>
+        <w:rPr>
+          <w:rFonts w:ascii="Times New Roman" w:eastAsia="Times New Roman" w:hAnsi="Times New Roman" w:cs="Times New Roman"/>
+          <w:sz w:val="24"/>
+          <w:szCs w:val="24"/>
+          <w:lang w:eastAsia="en-IN"/>
+        </w:rPr>
+        <w:t>'Clone Code') {</w:t>
+      </w:r>
+    </w:p>
+    <w:p>
+      <w:pPr>
+        <w:spacing w:before="100" w:beforeAutospacing="1" w:after="100" w:afterAutospacing="1" w:line="240" w:lineRule="auto"/>
+        <w:rPr>
+          <w:rFonts w:ascii="Times New Roman" w:eastAsia="Times New Roman" w:hAnsi="Times New Roman" w:cs="Times New Roman"/>
+          <w:sz w:val="24"/>
+          <w:szCs w:val="24"/>
+          <w:lang w:eastAsia="en-IN"/>
+        </w:rPr>
+      </w:pPr>
+      <w:r>
+        <w:rPr>
+          <w:rFonts w:ascii="Times New Roman" w:eastAsia="Times New Roman" w:hAnsi="Times New Roman" w:cs="Times New Roman"/>
+          <w:sz w:val="24"/>
+          <w:szCs w:val="24"/>
+          <w:lang w:eastAsia="en-IN"/>
+        </w:rPr>
+        <w:t xml:space="preserve">            </w:t>
+      </w:r>
+      <w:proofErr w:type="gramStart"/>
+      <w:r>
+        <w:rPr>
+          <w:rFonts w:ascii="Times New Roman" w:eastAsia="Times New Roman" w:hAnsi="Times New Roman" w:cs="Times New Roman"/>
+          <w:sz w:val="24"/>
+          <w:szCs w:val="24"/>
+          <w:lang w:eastAsia="en-IN"/>
+        </w:rPr>
+        <w:t>steps</w:t>
+      </w:r>
+      <w:proofErr w:type="gramEnd"/>
+      <w:r>
+        <w:rPr>
+          <w:rFonts w:ascii="Times New Roman" w:eastAsia="Times New Roman" w:hAnsi="Times New Roman" w:cs="Times New Roman"/>
+          <w:sz w:val="24"/>
+          <w:szCs w:val="24"/>
+          <w:lang w:eastAsia="en-IN"/>
+        </w:rPr>
+        <w:t xml:space="preserve"> {</w:t>
+      </w:r>
+    </w:p>
+    <w:p>
+      <w:pPr>
+        <w:spacing w:before="100" w:beforeAutospacing="1" w:after="100" w:afterAutospacing="1" w:line="240" w:lineRule="auto"/>
+        <w:rPr>
+          <w:rFonts w:ascii="Times New Roman" w:eastAsia="Times New Roman" w:hAnsi="Times New Roman" w:cs="Times New Roman"/>
+          <w:sz w:val="24"/>
+          <w:szCs w:val="24"/>
+          <w:lang w:eastAsia="en-IN"/>
+        </w:rPr>
+      </w:pPr>
+      <w:r>
+        <w:rPr>
+          <w:rFonts w:ascii="Times New Roman" w:eastAsia="Times New Roman" w:hAnsi="Times New Roman" w:cs="Times New Roman"/>
+          <w:sz w:val="24"/>
+          <w:szCs w:val="24"/>
+          <w:lang w:eastAsia="en-IN"/>
+        </w:rPr>
+        <w:t xml:space="preserve">                </w:t>
+      </w:r>
+      <w:proofErr w:type="gramStart"/>
+      <w:r>
+        <w:rPr>
+          <w:rFonts w:ascii="Times New Roman" w:eastAsia="Times New Roman" w:hAnsi="Times New Roman" w:cs="Times New Roman"/>
+          <w:sz w:val="24"/>
+          <w:szCs w:val="24"/>
+          <w:lang w:eastAsia="en-IN"/>
+        </w:rPr>
+        <w:t>git</w:t>
+      </w:r>
+      <w:proofErr w:type="gramEnd"/>
+      <w:r>
+        <w:rPr>
+          <w:rFonts w:ascii="Times New Roman" w:eastAsia="Times New Roman" w:hAnsi="Times New Roman" w:cs="Times New Roman"/>
+          <w:sz w:val="24"/>
+          <w:szCs w:val="24"/>
+          <w:lang w:eastAsia="en-IN"/>
+        </w:rPr>
+        <w:t xml:space="preserve"> branch: 'dev', url: 'https://github.com/karthivalar/project-3-application-deployment.git'</w:t>
+      </w:r>
+    </w:p>
+    <w:p>
+      <w:pPr>
+        <w:spacing w:before="100" w:beforeAutospacing="1" w:after="100" w:afterAutospacing="1" w:line="240" w:lineRule="auto"/>
+        <w:rPr>
+          <w:rFonts w:ascii="Times New Roman" w:eastAsia="Times New Roman" w:hAnsi="Times New Roman" w:cs="Times New Roman"/>
+          <w:sz w:val="24"/>
+          <w:szCs w:val="24"/>
+          <w:lang w:eastAsia="en-IN"/>
+        </w:rPr>
+      </w:pPr>
+      <w:r>
+        <w:rPr>
+          <w:rFonts w:ascii="Times New Roman" w:eastAsia="Times New Roman" w:hAnsi="Times New Roman" w:cs="Times New Roman"/>
+          <w:sz w:val="24"/>
+          <w:szCs w:val="24"/>
+          <w:lang w:eastAsia="en-IN"/>
+        </w:rPr>
+        <w:t xml:space="preserve">            }</w:t>
+      </w:r>
+    </w:p>
+    <w:p>
+      <w:pPr>
+        <w:spacing w:before="100" w:beforeAutospacing="1" w:after="100" w:afterAutospacing="1" w:line="240" w:lineRule="auto"/>
+        <w:rPr>
+          <w:rFonts w:ascii="Times New Roman" w:eastAsia="Times New Roman" w:hAnsi="Times New Roman" w:cs="Times New Roman"/>
+          <w:sz w:val="24"/>
+          <w:szCs w:val="24"/>
+          <w:lang w:eastAsia="en-IN"/>
+        </w:rPr>
+      </w:pPr>
+      <w:r>
+        <w:rPr>
+          <w:rFonts w:ascii="Times New Roman" w:eastAsia="Times New Roman" w:hAnsi="Times New Roman" w:cs="Times New Roman"/>
+          <w:sz w:val="24"/>
+          <w:szCs w:val="24"/>
+          <w:lang w:eastAsia="en-IN"/>
+        </w:rPr>
+        <w:t xml:space="preserve">        }</w:t>
+      </w:r>
+    </w:p>
+    <w:p>
+      <w:pPr>
+        <w:spacing w:before="100" w:beforeAutospacing="1" w:after="100" w:afterAutospacing="1" w:line="240" w:lineRule="auto"/>
+        <w:rPr>
+          <w:rFonts w:ascii="Times New Roman" w:eastAsia="Times New Roman" w:hAnsi="Times New Roman" w:cs="Times New Roman"/>
+          <w:sz w:val="24"/>
+          <w:szCs w:val="24"/>
+          <w:lang w:eastAsia="en-IN"/>
+        </w:rPr>
+      </w:pPr>
+    </w:p>
+    <w:p>
+      <w:pPr>
+        <w:spacing w:before="100" w:beforeAutospacing="1" w:after="100" w:afterAutospacing="1" w:line="240" w:lineRule="auto"/>
+        <w:rPr>
+          <w:rFonts w:ascii="Times New Roman" w:eastAsia="Times New Roman" w:hAnsi="Times New Roman" w:cs="Times New Roman"/>
+          <w:sz w:val="24"/>
+          <w:szCs w:val="24"/>
+          <w:lang w:eastAsia="en-IN"/>
+        </w:rPr>
+      </w:pPr>
+      <w:r>
+        <w:rPr>
+          <w:rFonts w:ascii="Times New Roman" w:eastAsia="Times New Roman" w:hAnsi="Times New Roman" w:cs="Times New Roman"/>
+          <w:sz w:val="24"/>
+          <w:szCs w:val="24"/>
+          <w:lang w:eastAsia="en-IN"/>
+        </w:rPr>
+        <w:t xml:space="preserve">        </w:t>
+      </w:r>
+      <w:proofErr w:type="gramStart"/>
+      <w:r>
+        <w:rPr>
+          <w:rFonts w:ascii="Times New Roman" w:eastAsia="Times New Roman" w:hAnsi="Times New Roman" w:cs="Times New Roman"/>
+          <w:sz w:val="24"/>
+          <w:szCs w:val="24"/>
+          <w:lang w:eastAsia="en-IN"/>
+        </w:rPr>
+        <w:t>stage(</w:t>
+      </w:r>
+      <w:proofErr w:type="gramEnd"/>
+      <w:r>
+        <w:rPr>
+          <w:rFonts w:ascii="Times New Roman" w:eastAsia="Times New Roman" w:hAnsi="Times New Roman" w:cs="Times New Roman"/>
+          <w:sz w:val="24"/>
+          <w:szCs w:val="24"/>
+          <w:lang w:eastAsia="en-IN"/>
+        </w:rPr>
+        <w:t>'Build Docker Image') {</w:t>
+      </w:r>
+    </w:p>
+    <w:p>
+      <w:pPr>
+        <w:spacing w:before="100" w:beforeAutospacing="1" w:after="100" w:afterAutospacing="1" w:line="240" w:lineRule="auto"/>
+        <w:rPr>
+          <w:rFonts w:ascii="Times New Roman" w:eastAsia="Times New Roman" w:hAnsi="Times New Roman" w:cs="Times New Roman"/>
+          <w:sz w:val="24"/>
+          <w:szCs w:val="24"/>
+          <w:lang w:eastAsia="en-IN"/>
+        </w:rPr>
+      </w:pPr>
+      <w:r>
+        <w:rPr>
+          <w:rFonts w:ascii="Times New Roman" w:eastAsia="Times New Roman" w:hAnsi="Times New Roman" w:cs="Times New Roman"/>
+          <w:sz w:val="24"/>
+          <w:szCs w:val="24"/>
+          <w:lang w:eastAsia="en-IN"/>
+        </w:rPr>
+        <w:t xml:space="preserve">            </w:t>
+      </w:r>
+      <w:proofErr w:type="gramStart"/>
+      <w:r>
+        <w:rPr>
+          <w:rFonts w:ascii="Times New Roman" w:eastAsia="Times New Roman" w:hAnsi="Times New Roman" w:cs="Times New Roman"/>
+          <w:sz w:val="24"/>
+          <w:szCs w:val="24"/>
+          <w:lang w:eastAsia="en-IN"/>
+        </w:rPr>
+        <w:t>steps</w:t>
+      </w:r>
+      <w:proofErr w:type="gramEnd"/>
+      <w:r>
+        <w:rPr>
+          <w:rFonts w:ascii="Times New Roman" w:eastAsia="Times New Roman" w:hAnsi="Times New Roman" w:cs="Times New Roman"/>
+          <w:sz w:val="24"/>
+          <w:szCs w:val="24"/>
+          <w:lang w:eastAsia="en-IN"/>
+        </w:rPr>
+        <w:t xml:space="preserve"> {</w:t>
+      </w:r>
+    </w:p>
+    <w:p>
+      <w:pPr>
+        <w:spacing w:before="100" w:beforeAutospacing="1" w:after="100" w:afterAutospacing="1" w:line="240" w:lineRule="auto"/>
+        <w:rPr>
+          <w:rFonts w:ascii="Times New Roman" w:eastAsia="Times New Roman" w:hAnsi="Times New Roman" w:cs="Times New Roman"/>
+          <w:sz w:val="24"/>
+          <w:szCs w:val="24"/>
+          <w:lang w:eastAsia="en-IN"/>
+        </w:rPr>
+      </w:pPr>
+      <w:r>
+        <w:rPr>
+          <w:rFonts w:ascii="Times New Roman" w:eastAsia="Times New Roman" w:hAnsi="Times New Roman" w:cs="Times New Roman"/>
+          <w:sz w:val="24"/>
+          <w:szCs w:val="24"/>
+          <w:lang w:eastAsia="en-IN"/>
+        </w:rPr>
+        <w:t xml:space="preserve">                </w:t>
+      </w:r>
+      <w:proofErr w:type="spellStart"/>
+      <w:proofErr w:type="gramStart"/>
+      <w:r>
+        <w:rPr>
+          <w:rFonts w:ascii="Times New Roman" w:eastAsia="Times New Roman" w:hAnsi="Times New Roman" w:cs="Times New Roman"/>
+          <w:sz w:val="24"/>
+          <w:szCs w:val="24"/>
           <w:lang w:eastAsia="en-IN"/>
         </w:rPr>
         <w:t>sh</w:t>
       </w:r>
       <w:proofErr w:type="spellEnd"/>
-      <w:r>
-        <w:rPr>
-          <w:rFonts w:ascii="Courier New" w:eastAsia="Times New Roman" w:hAnsi="Courier New" w:cs="Courier New"/>
-          <w:sz w:val="20"/>
-          <w:szCs w:val="20"/>
-          <w:lang w:eastAsia="en-IN"/>
-        </w:rPr>
-        <w:t xml:space="preserve"> '</w:t>
-      </w:r>
-      <w:proofErr w:type="spellStart"/>
-      <w:r>
-        <w:rPr>
-          <w:rFonts w:ascii="Courier New" w:eastAsia="Times New Roman" w:hAnsi="Courier New" w:cs="Courier New"/>
-          <w:sz w:val="20"/>
-          <w:szCs w:val="20"/>
-          <w:lang w:eastAsia="en-IN"/>
-        </w:rPr>
+      <w:proofErr w:type="gramEnd"/>
+      <w:r>
+        <w:rPr>
+          <w:rFonts w:ascii="Times New Roman" w:eastAsia="Times New Roman" w:hAnsi="Times New Roman" w:cs="Times New Roman"/>
+          <w:sz w:val="24"/>
+          <w:szCs w:val="24"/>
+          <w:lang w:eastAsia="en-IN"/>
+        </w:rPr>
+        <w:t xml:space="preserve"> '''</w:t>
+      </w:r>
+    </w:p>
+    <w:p>
+      <w:pPr>
+        <w:spacing w:before="100" w:beforeAutospacing="1" w:after="100" w:afterAutospacing="1" w:line="240" w:lineRule="auto"/>
+        <w:rPr>
+          <w:rFonts w:ascii="Times New Roman" w:eastAsia="Times New Roman" w:hAnsi="Times New Roman" w:cs="Times New Roman"/>
+          <w:sz w:val="24"/>
+          <w:szCs w:val="24"/>
+          <w:lang w:eastAsia="en-IN"/>
+        </w:rPr>
+      </w:pPr>
+      <w:r>
+        <w:rPr>
+          <w:rFonts w:ascii="Times New Roman" w:eastAsia="Times New Roman" w:hAnsi="Times New Roman" w:cs="Times New Roman"/>
+          <w:sz w:val="24"/>
+          <w:szCs w:val="24"/>
+          <w:lang w:eastAsia="en-IN"/>
+        </w:rPr>
+        <w:t xml:space="preserve">                </w:t>
+      </w:r>
+      <w:proofErr w:type="gramStart"/>
+      <w:r>
+        <w:rPr>
+          <w:rFonts w:ascii="Times New Roman" w:eastAsia="Times New Roman" w:hAnsi="Times New Roman" w:cs="Times New Roman"/>
+          <w:sz w:val="24"/>
+          <w:szCs w:val="24"/>
+          <w:lang w:eastAsia="en-IN"/>
+        </w:rPr>
+        <w:t>cd</w:t>
+      </w:r>
+      <w:proofErr w:type="gramEnd"/>
+      <w:r>
+        <w:rPr>
+          <w:rFonts w:ascii="Times New Roman" w:eastAsia="Times New Roman" w:hAnsi="Times New Roman" w:cs="Times New Roman"/>
+          <w:sz w:val="24"/>
+          <w:szCs w:val="24"/>
+          <w:lang w:eastAsia="en-IN"/>
+        </w:rPr>
+        <w:t xml:space="preserve"> </w:t>
+      </w:r>
+      <w:proofErr w:type="spellStart"/>
+      <w:r>
+        <w:rPr>
+          <w:rFonts w:ascii="Times New Roman" w:eastAsia="Times New Roman" w:hAnsi="Times New Roman" w:cs="Times New Roman"/>
+          <w:sz w:val="24"/>
+          <w:szCs w:val="24"/>
+          <w:lang w:eastAsia="en-IN"/>
+        </w:rPr>
+        <w:t>devops</w:t>
+      </w:r>
+      <w:proofErr w:type="spellEnd"/>
+      <w:r>
+        <w:rPr>
+          <w:rFonts w:ascii="Times New Roman" w:eastAsia="Times New Roman" w:hAnsi="Times New Roman" w:cs="Times New Roman"/>
+          <w:sz w:val="24"/>
+          <w:szCs w:val="24"/>
+          <w:lang w:eastAsia="en-IN"/>
+        </w:rPr>
+        <w:t>-build-main</w:t>
+      </w:r>
+    </w:p>
+    <w:p>
+      <w:pPr>
+        <w:spacing w:before="100" w:beforeAutospacing="1" w:after="100" w:afterAutospacing="1" w:line="240" w:lineRule="auto"/>
+        <w:rPr>
+          <w:rFonts w:ascii="Times New Roman" w:eastAsia="Times New Roman" w:hAnsi="Times New Roman" w:cs="Times New Roman"/>
+          <w:sz w:val="24"/>
+          <w:szCs w:val="24"/>
+          <w:lang w:eastAsia="en-IN"/>
+        </w:rPr>
+      </w:pPr>
+      <w:r>
+        <w:rPr>
+          <w:rFonts w:ascii="Times New Roman" w:eastAsia="Times New Roman" w:hAnsi="Times New Roman" w:cs="Times New Roman"/>
+          <w:sz w:val="24"/>
+          <w:szCs w:val="24"/>
+          <w:lang w:eastAsia="en-IN"/>
+        </w:rPr>
+        <w:lastRenderedPageBreak/>
+        <w:t xml:space="preserve">                </w:t>
+      </w:r>
+      <w:proofErr w:type="spellStart"/>
+      <w:proofErr w:type="gramStart"/>
+      <w:r>
+        <w:rPr>
+          <w:rFonts w:ascii="Times New Roman" w:eastAsia="Times New Roman" w:hAnsi="Times New Roman" w:cs="Times New Roman"/>
+          <w:sz w:val="24"/>
+          <w:szCs w:val="24"/>
+          <w:lang w:eastAsia="en-IN"/>
+        </w:rPr>
+        <w:t>chmod</w:t>
+      </w:r>
+      <w:proofErr w:type="spellEnd"/>
+      <w:proofErr w:type="gramEnd"/>
+      <w:r>
+        <w:rPr>
+          <w:rFonts w:ascii="Times New Roman" w:eastAsia="Times New Roman" w:hAnsi="Times New Roman" w:cs="Times New Roman"/>
+          <w:sz w:val="24"/>
+          <w:szCs w:val="24"/>
+          <w:lang w:eastAsia="en-IN"/>
+        </w:rPr>
+        <w:t xml:space="preserve"> +x build.sh</w:t>
+      </w:r>
+    </w:p>
+    <w:p>
+      <w:pPr>
+        <w:spacing w:before="100" w:beforeAutospacing="1" w:after="100" w:afterAutospacing="1" w:line="240" w:lineRule="auto"/>
+        <w:rPr>
+          <w:rFonts w:ascii="Times New Roman" w:eastAsia="Times New Roman" w:hAnsi="Times New Roman" w:cs="Times New Roman"/>
+          <w:sz w:val="24"/>
+          <w:szCs w:val="24"/>
+          <w:lang w:eastAsia="en-IN"/>
+        </w:rPr>
+      </w:pPr>
+      <w:r>
+        <w:rPr>
+          <w:rFonts w:ascii="Times New Roman" w:eastAsia="Times New Roman" w:hAnsi="Times New Roman" w:cs="Times New Roman"/>
+          <w:sz w:val="24"/>
+          <w:szCs w:val="24"/>
+          <w:lang w:eastAsia="en-IN"/>
+        </w:rPr>
+        <w:t xml:space="preserve">                ./build.sh</w:t>
+      </w:r>
+    </w:p>
+    <w:p>
+      <w:pPr>
+        <w:spacing w:before="100" w:beforeAutospacing="1" w:after="100" w:afterAutospacing="1" w:line="240" w:lineRule="auto"/>
+        <w:rPr>
+          <w:rFonts w:ascii="Times New Roman" w:eastAsia="Times New Roman" w:hAnsi="Times New Roman" w:cs="Times New Roman"/>
+          <w:sz w:val="24"/>
+          <w:szCs w:val="24"/>
+          <w:lang w:eastAsia="en-IN"/>
+        </w:rPr>
+      </w:pPr>
+      <w:r>
+        <w:rPr>
+          <w:rFonts w:ascii="Times New Roman" w:eastAsia="Times New Roman" w:hAnsi="Times New Roman" w:cs="Times New Roman"/>
+          <w:sz w:val="24"/>
+          <w:szCs w:val="24"/>
+          <w:lang w:eastAsia="en-IN"/>
+        </w:rPr>
+        <w:t xml:space="preserve">                '''</w:t>
+      </w:r>
+    </w:p>
+    <w:p>
+      <w:pPr>
+        <w:spacing w:before="100" w:beforeAutospacing="1" w:after="100" w:afterAutospacing="1" w:line="240" w:lineRule="auto"/>
+        <w:rPr>
+          <w:rFonts w:ascii="Times New Roman" w:eastAsia="Times New Roman" w:hAnsi="Times New Roman" w:cs="Times New Roman"/>
+          <w:sz w:val="24"/>
+          <w:szCs w:val="24"/>
+          <w:lang w:eastAsia="en-IN"/>
+        </w:rPr>
+      </w:pPr>
+      <w:r>
+        <w:rPr>
+          <w:rFonts w:ascii="Times New Roman" w:eastAsia="Times New Roman" w:hAnsi="Times New Roman" w:cs="Times New Roman"/>
+          <w:sz w:val="24"/>
+          <w:szCs w:val="24"/>
+          <w:lang w:eastAsia="en-IN"/>
+        </w:rPr>
+        <w:t xml:space="preserve">            }</w:t>
+      </w:r>
+    </w:p>
+    <w:p>
+      <w:pPr>
+        <w:spacing w:before="100" w:beforeAutospacing="1" w:after="100" w:afterAutospacing="1" w:line="240" w:lineRule="auto"/>
+        <w:rPr>
+          <w:rFonts w:ascii="Times New Roman" w:eastAsia="Times New Roman" w:hAnsi="Times New Roman" w:cs="Times New Roman"/>
+          <w:sz w:val="24"/>
+          <w:szCs w:val="24"/>
+          <w:lang w:eastAsia="en-IN"/>
+        </w:rPr>
+      </w:pPr>
+      <w:r>
+        <w:rPr>
+          <w:rFonts w:ascii="Times New Roman" w:eastAsia="Times New Roman" w:hAnsi="Times New Roman" w:cs="Times New Roman"/>
+          <w:sz w:val="24"/>
+          <w:szCs w:val="24"/>
+          <w:lang w:eastAsia="en-IN"/>
+        </w:rPr>
+        <w:t xml:space="preserve">        }</w:t>
+      </w:r>
+    </w:p>
+    <w:p>
+      <w:pPr>
+        <w:spacing w:before="100" w:beforeAutospacing="1" w:after="100" w:afterAutospacing="1" w:line="240" w:lineRule="auto"/>
+        <w:rPr>
+          <w:rFonts w:ascii="Times New Roman" w:eastAsia="Times New Roman" w:hAnsi="Times New Roman" w:cs="Times New Roman"/>
+          <w:sz w:val="24"/>
+          <w:szCs w:val="24"/>
+          <w:lang w:eastAsia="en-IN"/>
+        </w:rPr>
+      </w:pPr>
+    </w:p>
+    <w:p>
+      <w:pPr>
+        <w:spacing w:before="100" w:beforeAutospacing="1" w:after="100" w:afterAutospacing="1" w:line="240" w:lineRule="auto"/>
+        <w:rPr>
+          <w:rFonts w:ascii="Times New Roman" w:eastAsia="Times New Roman" w:hAnsi="Times New Roman" w:cs="Times New Roman"/>
+          <w:sz w:val="24"/>
+          <w:szCs w:val="24"/>
+          <w:lang w:eastAsia="en-IN"/>
+        </w:rPr>
+      </w:pPr>
+      <w:r>
+        <w:rPr>
+          <w:rFonts w:ascii="Times New Roman" w:eastAsia="Times New Roman" w:hAnsi="Times New Roman" w:cs="Times New Roman"/>
+          <w:sz w:val="24"/>
+          <w:szCs w:val="24"/>
+          <w:lang w:eastAsia="en-IN"/>
+        </w:rPr>
+        <w:t xml:space="preserve">        </w:t>
+      </w:r>
+      <w:proofErr w:type="gramStart"/>
+      <w:r>
+        <w:rPr>
+          <w:rFonts w:ascii="Times New Roman" w:eastAsia="Times New Roman" w:hAnsi="Times New Roman" w:cs="Times New Roman"/>
+          <w:sz w:val="24"/>
+          <w:szCs w:val="24"/>
+          <w:lang w:eastAsia="en-IN"/>
+        </w:rPr>
+        <w:t>stage(</w:t>
+      </w:r>
+      <w:proofErr w:type="gramEnd"/>
+      <w:r>
+        <w:rPr>
+          <w:rFonts w:ascii="Times New Roman" w:eastAsia="Times New Roman" w:hAnsi="Times New Roman" w:cs="Times New Roman"/>
+          <w:sz w:val="24"/>
+          <w:szCs w:val="24"/>
+          <w:lang w:eastAsia="en-IN"/>
+        </w:rPr>
+        <w:t>'Deploy Container') {</w:t>
+      </w:r>
+    </w:p>
+    <w:p>
+      <w:pPr>
+        <w:spacing w:before="100" w:beforeAutospacing="1" w:after="100" w:afterAutospacing="1" w:line="240" w:lineRule="auto"/>
+        <w:rPr>
+          <w:rFonts w:ascii="Times New Roman" w:eastAsia="Times New Roman" w:hAnsi="Times New Roman" w:cs="Times New Roman"/>
+          <w:sz w:val="24"/>
+          <w:szCs w:val="24"/>
+          <w:lang w:eastAsia="en-IN"/>
+        </w:rPr>
+      </w:pPr>
+      <w:r>
+        <w:rPr>
+          <w:rFonts w:ascii="Times New Roman" w:eastAsia="Times New Roman" w:hAnsi="Times New Roman" w:cs="Times New Roman"/>
+          <w:sz w:val="24"/>
+          <w:szCs w:val="24"/>
+          <w:lang w:eastAsia="en-IN"/>
+        </w:rPr>
+        <w:t xml:space="preserve">            </w:t>
+      </w:r>
+      <w:proofErr w:type="gramStart"/>
+      <w:r>
+        <w:rPr>
+          <w:rFonts w:ascii="Times New Roman" w:eastAsia="Times New Roman" w:hAnsi="Times New Roman" w:cs="Times New Roman"/>
+          <w:sz w:val="24"/>
+          <w:szCs w:val="24"/>
+          <w:lang w:eastAsia="en-IN"/>
+        </w:rPr>
+        <w:t>steps</w:t>
+      </w:r>
+      <w:proofErr w:type="gramEnd"/>
+      <w:r>
+        <w:rPr>
+          <w:rFonts w:ascii="Times New Roman" w:eastAsia="Times New Roman" w:hAnsi="Times New Roman" w:cs="Times New Roman"/>
+          <w:sz w:val="24"/>
+          <w:szCs w:val="24"/>
+          <w:lang w:eastAsia="en-IN"/>
+        </w:rPr>
+        <w:t xml:space="preserve"> {</w:t>
+      </w:r>
+    </w:p>
+    <w:p>
+      <w:pPr>
+        <w:spacing w:before="100" w:beforeAutospacing="1" w:after="100" w:afterAutospacing="1" w:line="240" w:lineRule="auto"/>
+        <w:rPr>
+          <w:rFonts w:ascii="Times New Roman" w:eastAsia="Times New Roman" w:hAnsi="Times New Roman" w:cs="Times New Roman"/>
+          <w:sz w:val="24"/>
+          <w:szCs w:val="24"/>
+          <w:lang w:eastAsia="en-IN"/>
+        </w:rPr>
+      </w:pPr>
+      <w:r>
+        <w:rPr>
+          <w:rFonts w:ascii="Times New Roman" w:eastAsia="Times New Roman" w:hAnsi="Times New Roman" w:cs="Times New Roman"/>
+          <w:sz w:val="24"/>
+          <w:szCs w:val="24"/>
+          <w:lang w:eastAsia="en-IN"/>
+        </w:rPr>
+        <w:t xml:space="preserve">                </w:t>
+      </w:r>
+      <w:proofErr w:type="spellStart"/>
+      <w:proofErr w:type="gramStart"/>
+      <w:r>
+        <w:rPr>
+          <w:rFonts w:ascii="Times New Roman" w:eastAsia="Times New Roman" w:hAnsi="Times New Roman" w:cs="Times New Roman"/>
+          <w:sz w:val="24"/>
+          <w:szCs w:val="24"/>
+          <w:lang w:eastAsia="en-IN"/>
+        </w:rPr>
+        <w:t>sh</w:t>
+      </w:r>
+      <w:proofErr w:type="spellEnd"/>
+      <w:proofErr w:type="gramEnd"/>
+      <w:r>
+        <w:rPr>
+          <w:rFonts w:ascii="Times New Roman" w:eastAsia="Times New Roman" w:hAnsi="Times New Roman" w:cs="Times New Roman"/>
+          <w:sz w:val="24"/>
+          <w:szCs w:val="24"/>
+          <w:lang w:eastAsia="en-IN"/>
+        </w:rPr>
+        <w:t xml:space="preserve"> '''</w:t>
+      </w:r>
+    </w:p>
+    <w:p>
+      <w:pPr>
+        <w:spacing w:before="100" w:beforeAutospacing="1" w:after="100" w:afterAutospacing="1" w:line="240" w:lineRule="auto"/>
+        <w:rPr>
+          <w:rFonts w:ascii="Times New Roman" w:eastAsia="Times New Roman" w:hAnsi="Times New Roman" w:cs="Times New Roman"/>
+          <w:sz w:val="24"/>
+          <w:szCs w:val="24"/>
+          <w:lang w:eastAsia="en-IN"/>
+        </w:rPr>
+      </w:pPr>
+      <w:r>
+        <w:rPr>
+          <w:rFonts w:ascii="Times New Roman" w:eastAsia="Times New Roman" w:hAnsi="Times New Roman" w:cs="Times New Roman"/>
+          <w:sz w:val="24"/>
+          <w:szCs w:val="24"/>
+          <w:lang w:eastAsia="en-IN"/>
+        </w:rPr>
+        <w:t xml:space="preserve">                </w:t>
+      </w:r>
+      <w:proofErr w:type="gramStart"/>
+      <w:r>
+        <w:rPr>
+          <w:rFonts w:ascii="Times New Roman" w:eastAsia="Times New Roman" w:hAnsi="Times New Roman" w:cs="Times New Roman"/>
+          <w:sz w:val="24"/>
+          <w:szCs w:val="24"/>
+          <w:lang w:eastAsia="en-IN"/>
+        </w:rPr>
+        <w:t>cd</w:t>
+      </w:r>
+      <w:proofErr w:type="gramEnd"/>
+      <w:r>
+        <w:rPr>
+          <w:rFonts w:ascii="Times New Roman" w:eastAsia="Times New Roman" w:hAnsi="Times New Roman" w:cs="Times New Roman"/>
+          <w:sz w:val="24"/>
+          <w:szCs w:val="24"/>
+          <w:lang w:eastAsia="en-IN"/>
+        </w:rPr>
+        <w:t xml:space="preserve"> </w:t>
+      </w:r>
+      <w:proofErr w:type="spellStart"/>
+      <w:r>
+        <w:rPr>
+          <w:rFonts w:ascii="Times New Roman" w:eastAsia="Times New Roman" w:hAnsi="Times New Roman" w:cs="Times New Roman"/>
+          <w:sz w:val="24"/>
+          <w:szCs w:val="24"/>
+          <w:lang w:eastAsia="en-IN"/>
+        </w:rPr>
+        <w:t>devops</w:t>
+      </w:r>
+      <w:proofErr w:type="spellEnd"/>
+      <w:r>
+        <w:rPr>
+          <w:rFonts w:ascii="Times New Roman" w:eastAsia="Times New Roman" w:hAnsi="Times New Roman" w:cs="Times New Roman"/>
+          <w:sz w:val="24"/>
+          <w:szCs w:val="24"/>
+          <w:lang w:eastAsia="en-IN"/>
+        </w:rPr>
+        <w:t>-build-main</w:t>
+      </w:r>
+    </w:p>
+    <w:p>
+      <w:pPr>
+        <w:spacing w:before="100" w:beforeAutospacing="1" w:after="100" w:afterAutospacing="1" w:line="240" w:lineRule="auto"/>
+        <w:rPr>
+          <w:rFonts w:ascii="Times New Roman" w:eastAsia="Times New Roman" w:hAnsi="Times New Roman" w:cs="Times New Roman"/>
+          <w:sz w:val="24"/>
+          <w:szCs w:val="24"/>
+          <w:lang w:eastAsia="en-IN"/>
+        </w:rPr>
+      </w:pPr>
+      <w:r>
+        <w:rPr>
+          <w:rFonts w:ascii="Times New Roman" w:eastAsia="Times New Roman" w:hAnsi="Times New Roman" w:cs="Times New Roman"/>
+          <w:sz w:val="24"/>
+          <w:szCs w:val="24"/>
+          <w:lang w:eastAsia="en-IN"/>
+        </w:rPr>
+        <w:t xml:space="preserve">                </w:t>
+      </w:r>
+      <w:proofErr w:type="spellStart"/>
+      <w:proofErr w:type="gramStart"/>
+      <w:r>
+        <w:rPr>
+          <w:rFonts w:ascii="Times New Roman" w:eastAsia="Times New Roman" w:hAnsi="Times New Roman" w:cs="Times New Roman"/>
+          <w:sz w:val="24"/>
+          <w:szCs w:val="24"/>
+          <w:lang w:eastAsia="en-IN"/>
+        </w:rPr>
+        <w:t>chmod</w:t>
+      </w:r>
+      <w:proofErr w:type="spellEnd"/>
+      <w:proofErr w:type="gramEnd"/>
+      <w:r>
+        <w:rPr>
+          <w:rFonts w:ascii="Times New Roman" w:eastAsia="Times New Roman" w:hAnsi="Times New Roman" w:cs="Times New Roman"/>
+          <w:sz w:val="24"/>
+          <w:szCs w:val="24"/>
+          <w:lang w:eastAsia="en-IN"/>
+        </w:rPr>
+        <w:t xml:space="preserve"> +x deploy.sh</w:t>
+      </w:r>
+    </w:p>
+    <w:p>
+      <w:pPr>
+        <w:spacing w:before="100" w:beforeAutospacing="1" w:after="100" w:afterAutospacing="1" w:line="240" w:lineRule="auto"/>
+        <w:rPr>
+          <w:rFonts w:ascii="Times New Roman" w:eastAsia="Times New Roman" w:hAnsi="Times New Roman" w:cs="Times New Roman"/>
+          <w:sz w:val="24"/>
+          <w:szCs w:val="24"/>
+          <w:lang w:eastAsia="en-IN"/>
+        </w:rPr>
+      </w:pPr>
+      <w:r>
+        <w:rPr>
+          <w:rFonts w:ascii="Times New Roman" w:eastAsia="Times New Roman" w:hAnsi="Times New Roman" w:cs="Times New Roman"/>
+          <w:sz w:val="24"/>
+          <w:szCs w:val="24"/>
+          <w:lang w:eastAsia="en-IN"/>
+        </w:rPr>
+        <w:t xml:space="preserve">                ./deploy.sh</w:t>
+      </w:r>
+    </w:p>
+    <w:p>
+      <w:pPr>
+        <w:spacing w:before="100" w:beforeAutospacing="1" w:after="100" w:afterAutospacing="1" w:line="240" w:lineRule="auto"/>
+        <w:rPr>
+          <w:rFonts w:ascii="Times New Roman" w:eastAsia="Times New Roman" w:hAnsi="Times New Roman" w:cs="Times New Roman"/>
+          <w:sz w:val="24"/>
+          <w:szCs w:val="24"/>
+          <w:lang w:eastAsia="en-IN"/>
+        </w:rPr>
+      </w:pPr>
+      <w:r>
+        <w:rPr>
+          <w:rFonts w:ascii="Times New Roman" w:eastAsia="Times New Roman" w:hAnsi="Times New Roman" w:cs="Times New Roman"/>
+          <w:sz w:val="24"/>
+          <w:szCs w:val="24"/>
+          <w:lang w:eastAsia="en-IN"/>
+        </w:rPr>
+        <w:t xml:space="preserve">                '''</w:t>
+      </w:r>
+    </w:p>
+    <w:p>
+      <w:pPr>
+        <w:spacing w:before="100" w:beforeAutospacing="1" w:after="100" w:afterAutospacing="1" w:line="240" w:lineRule="auto"/>
+        <w:rPr>
+          <w:rFonts w:ascii="Times New Roman" w:eastAsia="Times New Roman" w:hAnsi="Times New Roman" w:cs="Times New Roman"/>
+          <w:sz w:val="24"/>
+          <w:szCs w:val="24"/>
+          <w:lang w:eastAsia="en-IN"/>
+        </w:rPr>
+      </w:pPr>
+      <w:r>
+        <w:rPr>
+          <w:rFonts w:ascii="Times New Roman" w:eastAsia="Times New Roman" w:hAnsi="Times New Roman" w:cs="Times New Roman"/>
+          <w:sz w:val="24"/>
+          <w:szCs w:val="24"/>
+          <w:lang w:eastAsia="en-IN"/>
+        </w:rPr>
+        <w:t xml:space="preserve">            }</w:t>
+      </w:r>
+    </w:p>
+    <w:p>
+      <w:pPr>
+        <w:spacing w:before="100" w:beforeAutospacing="1" w:after="100" w:afterAutospacing="1" w:line="240" w:lineRule="auto"/>
+        <w:rPr>
+          <w:rFonts w:ascii="Times New Roman" w:eastAsia="Times New Roman" w:hAnsi="Times New Roman" w:cs="Times New Roman"/>
+          <w:sz w:val="24"/>
+          <w:szCs w:val="24"/>
+          <w:lang w:eastAsia="en-IN"/>
+        </w:rPr>
+      </w:pPr>
+      <w:r>
+        <w:rPr>
+          <w:rFonts w:ascii="Times New Roman" w:eastAsia="Times New Roman" w:hAnsi="Times New Roman" w:cs="Times New Roman"/>
+          <w:sz w:val="24"/>
+          <w:szCs w:val="24"/>
+          <w:lang w:eastAsia="en-IN"/>
+        </w:rPr>
+        <w:t xml:space="preserve">        }</w:t>
+      </w:r>
+    </w:p>
+    <w:p>
+      <w:pPr>
+        <w:spacing w:before="100" w:beforeAutospacing="1" w:after="100" w:afterAutospacing="1" w:line="240" w:lineRule="auto"/>
+        <w:rPr>
+          <w:rFonts w:ascii="Times New Roman" w:eastAsia="Times New Roman" w:hAnsi="Times New Roman" w:cs="Times New Roman"/>
+          <w:sz w:val="24"/>
+          <w:szCs w:val="24"/>
+          <w:lang w:eastAsia="en-IN"/>
+        </w:rPr>
+      </w:pPr>
+      <w:r>
+        <w:rPr>
+          <w:rFonts w:ascii="Times New Roman" w:eastAsia="Times New Roman" w:hAnsi="Times New Roman" w:cs="Times New Roman"/>
+          <w:sz w:val="24"/>
+          <w:szCs w:val="24"/>
+          <w:lang w:eastAsia="en-IN"/>
+        </w:rPr>
+        <w:t xml:space="preserve">    }</w:t>
+      </w:r>
+    </w:p>
+    <w:p>
+      <w:pPr>
+        <w:spacing w:before="100" w:beforeAutospacing="1" w:after="100" w:afterAutospacing="1" w:line="240" w:lineRule="auto"/>
+        <w:rPr>
+          <w:rFonts w:ascii="Times New Roman" w:eastAsia="Times New Roman" w:hAnsi="Times New Roman" w:cs="Times New Roman"/>
+          <w:sz w:val="24"/>
+          <w:szCs w:val="24"/>
+          <w:lang w:eastAsia="en-IN"/>
+        </w:rPr>
+      </w:pPr>
+      <w:r>
+        <w:rPr>
+          <w:rFonts w:ascii="Times New Roman" w:eastAsia="Times New Roman" w:hAnsi="Times New Roman" w:cs="Times New Roman"/>
+          <w:sz w:val="24"/>
+          <w:szCs w:val="24"/>
+          <w:lang w:eastAsia="en-IN"/>
+        </w:rPr>
+        <w:t>}</w:t>
+      </w:r>
+    </w:p>
+    <w:p>
+      <w:pPr>
+        <w:spacing w:before="100" w:beforeAutospacing="1" w:after="100" w:afterAutospacing="1" w:line="240" w:lineRule="auto"/>
+        <w:rPr>
+          <w:rFonts w:ascii="Times New Roman" w:eastAsia="Times New Roman" w:hAnsi="Times New Roman" w:cs="Times New Roman"/>
+          <w:sz w:val="24"/>
+          <w:szCs w:val="24"/>
+          <w:lang w:eastAsia="en-IN"/>
+        </w:rPr>
+      </w:pPr>
+    </w:p>
+    <w:p>
+      <w:pPr>
+        <w:spacing w:before="100" w:beforeAutospacing="1" w:after="100" w:afterAutospacing="1" w:line="240" w:lineRule="auto"/>
+        <w:rPr>
+          <w:rFonts w:ascii="Times New Roman" w:eastAsia="Times New Roman" w:hAnsi="Times New Roman" w:cs="Times New Roman"/>
+          <w:sz w:val="24"/>
+          <w:szCs w:val="24"/>
+          <w:lang w:eastAsia="en-IN"/>
+        </w:rPr>
+      </w:pPr>
+    </w:p>
+    <w:p>
+      <w:pPr>
+        <w:pStyle w:val="Heading1"/>
+      </w:pPr>
+      <w:r>
+        <w:t>1</w:t>
+      </w:r>
+      <w:r>
+        <w:rPr>
+          <w:rFonts w:ascii="Cambria" w:hAnsi="Cambria" w:cs="Cambria"/>
+        </w:rPr>
+        <w:t>️⃣</w:t>
+      </w:r>
+      <w:r>
+        <w:t>2</w:t>
+      </w:r>
+      <w:r>
+        <w:rPr>
+          <w:rFonts w:ascii="Cambria" w:hAnsi="Cambria" w:cs="Cambria"/>
+        </w:rPr>
+        <w:t>️⃣</w:t>
+      </w:r>
+      <w:r>
+        <w:t xml:space="preserve"> Monitoring (Open Source)</w:t>
+      </w:r>
+    </w:p>
+    <w:p>
+      <w:pPr>
+        <w:pStyle w:val="NormalWeb"/>
+      </w:pPr>
+      <w:r>
+        <w:t xml:space="preserve">Use </w:t>
+      </w:r>
+      <w:r>
+        <w:rPr>
+          <w:rStyle w:val="Strong"/>
+        </w:rPr>
+        <w:t xml:space="preserve">Prometheus + </w:t>
+      </w:r>
+      <w:proofErr w:type="spellStart"/>
+      <w:r>
+        <w:rPr>
+          <w:rStyle w:val="Strong"/>
+        </w:rPr>
+        <w:t>Grafana</w:t>
+      </w:r>
+      <w:proofErr w:type="spellEnd"/>
+    </w:p>
+    <w:p>
+      <w:pPr>
+        <w:pStyle w:val="NormalWeb"/>
+      </w:pPr>
+      <w:r>
+        <w:t>Install Prometheus:</w:t>
+      </w:r>
+    </w:p>
+    <w:p>
+      <w:pPr>
+        <w:pStyle w:val="HTMLPreformatted"/>
+      </w:pPr>
+      <w:proofErr w:type="spellStart"/>
+      <w:proofErr w:type="gramStart"/>
+      <w:r>
         <w:t>docker</w:t>
       </w:r>
       <w:proofErr w:type="spellEnd"/>
-      <w:r>
-        <w:rPr>
-          <w:rFonts w:ascii="Courier New" w:eastAsia="Times New Roman" w:hAnsi="Courier New" w:cs="Courier New"/>
-          <w:sz w:val="20"/>
-          <w:szCs w:val="20"/>
-          <w:lang w:eastAsia="en-IN"/>
-        </w:rPr>
-        <w:t xml:space="preserve"> build -t react-app .'</w:t>
-      </w:r>
-      <w:r>
-        <w:rPr>
-          <w:rFonts w:ascii="Courier New" w:eastAsia="Times New Roman" w:hAnsi="Courier New" w:cs="Courier New"/>
-          <w:sz w:val="20"/>
-          <w:szCs w:val="20"/>
-          <w:lang w:eastAsia="en-IN"/>
-        </w:rPr>
-        <w:br/>
-        <w:t xml:space="preserve">   }</w:t>
-      </w:r>
-      <w:r>
-        <w:rPr>
-          <w:rFonts w:ascii="Courier New" w:eastAsia="Times New Roman" w:hAnsi="Courier New" w:cs="Courier New"/>
-          <w:sz w:val="20"/>
-          <w:szCs w:val="20"/>
-          <w:lang w:eastAsia="en-IN"/>
-        </w:rPr>
-        <w:br/>
-      </w:r>
+      <w:proofErr w:type="gramEnd"/>
+      <w:r>
+        <w:t xml:space="preserve"> run </w:t>
+      </w:r>
+      <w:r>
+        <w:rPr>
+          <w:rStyle w:val="f"/>
+        </w:rPr>
+        <w:t>-d</w:t>
+      </w:r>
+      <w:r>
+        <w:t xml:space="preserve"> </w:t>
+      </w:r>
+      <w:r>
+        <w:rPr>
+          <w:rStyle w:val="f"/>
+        </w:rPr>
+        <w:t>-p</w:t>
+      </w:r>
+      <w:r>
+        <w:t xml:space="preserve"> </w:t>
+      </w:r>
+      <w:r>
+        <w:rPr>
+          <w:rStyle w:val="b"/>
+        </w:rPr>
+        <w:t>9090</w:t>
+      </w:r>
+      <w:r>
+        <w:t>:9090 prom/</w:t>
+      </w:r>
+      <w:proofErr w:type="spellStart"/>
+      <w:r>
+        <w:t>prometheus</w:t>
+      </w:r>
+      <w:proofErr w:type="spellEnd"/>
+    </w:p>
+    <w:p>
+      <w:pPr>
+        <w:pStyle w:val="NormalWeb"/>
+      </w:pPr>
+      <w:r>
+        <w:t xml:space="preserve">Install </w:t>
+      </w:r>
+      <w:proofErr w:type="spellStart"/>
+      <w:r>
+        <w:t>Grafana</w:t>
+      </w:r>
+      <w:proofErr w:type="spellEnd"/>
+      <w:r>
+        <w:t>:</w:t>
+      </w:r>
+    </w:p>
+    <w:p>
+      <w:pPr>
+        <w:pStyle w:val="HTMLPreformatted"/>
+      </w:pPr>
+      <w:proofErr w:type="spellStart"/>
       <w:proofErr w:type="gramStart"/>
       <w:r>
-        <w:rPr>
-          <w:rFonts w:ascii="Courier New" w:eastAsia="Times New Roman" w:hAnsi="Courier New" w:cs="Courier New"/>
-          <w:sz w:val="20"/>
-          <w:szCs w:val="20"/>
-          <w:lang w:eastAsia="en-IN"/>
-        </w:rPr>
+        <w:t>docker</w:t>
+      </w:r>
+      <w:proofErr w:type="spellEnd"/>
+      <w:proofErr w:type="gramEnd"/>
+      <w:r>
+        <w:t xml:space="preserve"> run </w:t>
+      </w:r>
+      <w:r>
+        <w:rPr>
+          <w:rStyle w:val="f"/>
+        </w:rPr>
+        <w:t>-d</w:t>
+      </w:r>
+      <w:r>
         <w:t xml:space="preserve"> </w:t>
       </w:r>
-      <w:proofErr w:type="gramEnd"/>
-      <w:r>
-        <w:rPr>
-          <w:rFonts w:ascii="Courier New" w:eastAsia="Times New Roman" w:hAnsi="Courier New" w:cs="Courier New"/>
-          <w:sz w:val="20"/>
-          <w:szCs w:val="20"/>
-          <w:lang w:eastAsia="en-IN"/>
-        </w:rPr>
-        <w:t xml:space="preserve"> }</w:t>
-      </w:r>
-      <w:r>
-        <w:rPr>
-          <w:rFonts w:ascii="Courier New" w:eastAsia="Times New Roman" w:hAnsi="Courier New" w:cs="Courier New"/>
-          <w:sz w:val="20"/>
-          <w:szCs w:val="20"/>
-          <w:lang w:eastAsia="en-IN"/>
-        </w:rPr>
-        <w:br/>
-      </w:r>
-      <w:r>
-        <w:rPr>
-          <w:rFonts w:ascii="Courier New" w:eastAsia="Times New Roman" w:hAnsi="Courier New" w:cs="Courier New"/>
-          <w:sz w:val="20"/>
-          <w:szCs w:val="20"/>
-          <w:lang w:eastAsia="en-IN"/>
-        </w:rPr>
-        <w:br/>
-        <w:t xml:space="preserve">  stage('Push to Dev Repo') {</w:t>
-      </w:r>
-      <w:r>
-        <w:rPr>
-          <w:rFonts w:ascii="Courier New" w:eastAsia="Times New Roman" w:hAnsi="Courier New" w:cs="Courier New"/>
-          <w:sz w:val="20"/>
-          <w:szCs w:val="20"/>
-          <w:lang w:eastAsia="en-IN"/>
-        </w:rPr>
-        <w:br/>
-        <w:t xml:space="preserve">   when {</w:t>
-      </w:r>
-      <w:r>
-        <w:rPr>
-          <w:rFonts w:ascii="Courier New" w:eastAsia="Times New Roman" w:hAnsi="Courier New" w:cs="Courier New"/>
-          <w:sz w:val="20"/>
-          <w:szCs w:val="20"/>
-          <w:lang w:eastAsia="en-IN"/>
-        </w:rPr>
-        <w:br/>
-        <w:t xml:space="preserve">    branch 'dev'</w:t>
-      </w:r>
-      <w:r>
-        <w:rPr>
-          <w:rFonts w:ascii="Courier New" w:eastAsia="Times New Roman" w:hAnsi="Courier New" w:cs="Courier New"/>
-          <w:sz w:val="20"/>
-          <w:szCs w:val="20"/>
-          <w:lang w:eastAsia="en-IN"/>
-        </w:rPr>
-        <w:br/>
-        <w:t xml:space="preserve">   }</w:t>
-      </w:r>
-      <w:r>
-        <w:rPr>
-          <w:rFonts w:ascii="Courier New" w:eastAsia="Times New Roman" w:hAnsi="Courier New" w:cs="Courier New"/>
-          <w:sz w:val="20"/>
-          <w:szCs w:val="20"/>
-          <w:lang w:eastAsia="en-IN"/>
-        </w:rPr>
-        <w:br/>
-        <w:t xml:space="preserve">   steps {</w:t>
-      </w:r>
-      <w:r>
-        <w:rPr>
-          <w:rFonts w:ascii="Courier New" w:eastAsia="Times New Roman" w:hAnsi="Courier New" w:cs="Courier New"/>
-          <w:sz w:val="20"/>
-          <w:szCs w:val="20"/>
-          <w:lang w:eastAsia="en-IN"/>
-        </w:rPr>
-        <w:br/>
-        <w:t xml:space="preserve">    </w:t>
-      </w:r>
-      <w:proofErr w:type="spellStart"/>
-      <w:r>
-        <w:rPr>
-          <w:rFonts w:ascii="Courier New" w:eastAsia="Times New Roman" w:hAnsi="Courier New" w:cs="Courier New"/>
-          <w:sz w:val="20"/>
-          <w:szCs w:val="20"/>
-          <w:lang w:eastAsia="en-IN"/>
-        </w:rPr>
-        <w:t>sh</w:t>
-      </w:r>
-      <w:proofErr w:type="spellEnd"/>
-      <w:r>
-        <w:rPr>
-          <w:rFonts w:ascii="Courier New" w:eastAsia="Times New Roman" w:hAnsi="Courier New" w:cs="Courier New"/>
-          <w:sz w:val="20"/>
-          <w:szCs w:val="20"/>
-          <w:lang w:eastAsia="en-IN"/>
-        </w:rPr>
-        <w:t xml:space="preserve"> '</w:t>
-      </w:r>
-      <w:proofErr w:type="spellStart"/>
-      <w:r>
-        <w:rPr>
-          <w:rFonts w:ascii="Courier New" w:eastAsia="Times New Roman" w:hAnsi="Courier New" w:cs="Courier New"/>
-          <w:sz w:val="20"/>
-          <w:szCs w:val="20"/>
-          <w:lang w:eastAsia="en-IN"/>
-        </w:rPr>
-        <w:t>docker</w:t>
-      </w:r>
-      <w:proofErr w:type="spellEnd"/>
-      <w:r>
-        <w:rPr>
-          <w:rFonts w:ascii="Courier New" w:eastAsia="Times New Roman" w:hAnsi="Courier New" w:cs="Courier New"/>
-          <w:sz w:val="20"/>
-          <w:szCs w:val="20"/>
-          <w:lang w:eastAsia="en-IN"/>
-        </w:rPr>
-        <w:t xml:space="preserve"> tag react-app </w:t>
-      </w:r>
-      <w:proofErr w:type="spellStart"/>
-      <w:r>
-        <w:rPr>
-          <w:rFonts w:ascii="Courier New" w:eastAsia="Times New Roman" w:hAnsi="Courier New" w:cs="Courier New"/>
-          <w:sz w:val="20"/>
-          <w:szCs w:val="20"/>
-          <w:lang w:eastAsia="en-IN"/>
-        </w:rPr>
-        <w:t>dockerhub</w:t>
-      </w:r>
-      <w:proofErr w:type="spellEnd"/>
-      <w:r>
-        <w:rPr>
-          <w:rFonts w:ascii="Courier New" w:eastAsia="Times New Roman" w:hAnsi="Courier New" w:cs="Courier New"/>
-          <w:sz w:val="20"/>
-          <w:szCs w:val="20"/>
-          <w:lang w:eastAsia="en-IN"/>
-        </w:rPr>
-        <w:t>/dev-react'</w:t>
-      </w:r>
-      <w:r>
-        <w:rPr>
-          <w:rFonts w:ascii="Courier New" w:eastAsia="Times New Roman" w:hAnsi="Courier New" w:cs="Courier New"/>
-          <w:sz w:val="20"/>
-          <w:szCs w:val="20"/>
-          <w:lang w:eastAsia="en-IN"/>
-        </w:rPr>
-        <w:br/>
-        <w:t xml:space="preserve">    </w:t>
-      </w:r>
-      <w:proofErr w:type="spellStart"/>
-      <w:r>
-        <w:rPr>
-          <w:rFonts w:ascii="Courier New" w:eastAsia="Times New Roman" w:hAnsi="Courier New" w:cs="Courier New"/>
-          <w:sz w:val="20"/>
-          <w:szCs w:val="20"/>
-          <w:lang w:eastAsia="en-IN"/>
-        </w:rPr>
-        <w:t>sh</w:t>
-      </w:r>
-      <w:proofErr w:type="spellEnd"/>
-      <w:r>
-        <w:rPr>
-          <w:rFonts w:ascii="Courier New" w:eastAsia="Times New Roman" w:hAnsi="Courier New" w:cs="Courier New"/>
-          <w:sz w:val="20"/>
-          <w:szCs w:val="20"/>
-          <w:lang w:eastAsia="en-IN"/>
-        </w:rPr>
-        <w:t xml:space="preserve"> '</w:t>
-      </w:r>
-      <w:proofErr w:type="spellStart"/>
-      <w:r>
-        <w:rPr>
-          <w:rFonts w:ascii="Courier New" w:eastAsia="Times New Roman" w:hAnsi="Courier New" w:cs="Courier New"/>
-          <w:sz w:val="20"/>
-          <w:szCs w:val="20"/>
-          <w:lang w:eastAsia="en-IN"/>
-        </w:rPr>
-        <w:t>docker</w:t>
-      </w:r>
-      <w:proofErr w:type="spellEnd"/>
-      <w:r>
-        <w:rPr>
-          <w:rFonts w:ascii="Courier New" w:eastAsia="Times New Roman" w:hAnsi="Courier New" w:cs="Courier New"/>
-          <w:sz w:val="20"/>
-          <w:szCs w:val="20"/>
-          <w:lang w:eastAsia="en-IN"/>
-        </w:rPr>
-        <w:t xml:space="preserve"> push </w:t>
-      </w:r>
-      <w:proofErr w:type="spellStart"/>
-      <w:r>
-        <w:rPr>
-          <w:rFonts w:ascii="Courier New" w:eastAsia="Times New Roman" w:hAnsi="Courier New" w:cs="Courier New"/>
-          <w:sz w:val="20"/>
-          <w:szCs w:val="20"/>
-          <w:lang w:eastAsia="en-IN"/>
-        </w:rPr>
-        <w:t>dockerhub</w:t>
-      </w:r>
-      <w:proofErr w:type="spellEnd"/>
-      <w:r>
-        <w:rPr>
-          <w:rFonts w:ascii="Courier New" w:eastAsia="Times New Roman" w:hAnsi="Courier New" w:cs="Courier New"/>
-          <w:sz w:val="20"/>
-          <w:szCs w:val="20"/>
-          <w:lang w:eastAsia="en-IN"/>
-        </w:rPr>
-        <w:t>/dev-react'</w:t>
-      </w:r>
-      <w:r>
-        <w:rPr>
-          <w:rFonts w:ascii="Courier New" w:eastAsia="Times New Roman" w:hAnsi="Courier New" w:cs="Courier New"/>
-          <w:sz w:val="20"/>
-          <w:szCs w:val="20"/>
-          <w:lang w:eastAsia="en-IN"/>
-        </w:rPr>
-        <w:br/>
-        <w:t xml:space="preserve">   }</w:t>
-      </w:r>
-      <w:r>
-        <w:rPr>
-          <w:rFonts w:ascii="Courier New" w:eastAsia="Times New Roman" w:hAnsi="Courier New" w:cs="Courier New"/>
-          <w:sz w:val="20"/>
-          <w:szCs w:val="20"/>
-          <w:lang w:eastAsia="en-IN"/>
-        </w:rPr>
-        <w:br/>
-        <w:t xml:space="preserve">  }</w:t>
-      </w:r>
-      <w:r>
-        <w:rPr>
-          <w:rFonts w:ascii="Courier New" w:eastAsia="Times New Roman" w:hAnsi="Courier New" w:cs="Courier New"/>
-          <w:sz w:val="20"/>
-          <w:szCs w:val="20"/>
-          <w:lang w:eastAsia="en-IN"/>
-        </w:rPr>
-        <w:br/>
-      </w:r>
-      <w:r>
-        <w:rPr>
-          <w:rFonts w:ascii="Courier New" w:eastAsia="Times New Roman" w:hAnsi="Courier New" w:cs="Courier New"/>
-          <w:sz w:val="20"/>
-          <w:szCs w:val="20"/>
-          <w:lang w:eastAsia="en-IN"/>
-        </w:rPr>
-        <w:br/>
-        <w:t xml:space="preserve">  stage('Push to Prod Repo') {</w:t>
-      </w:r>
-      <w:r>
-        <w:rPr>
-          <w:rFonts w:ascii="Courier New" w:eastAsia="Times New Roman" w:hAnsi="Courier New" w:cs="Courier New"/>
-          <w:sz w:val="20"/>
-          <w:szCs w:val="20"/>
-          <w:lang w:eastAsia="en-IN"/>
-        </w:rPr>
-        <w:br/>
-        <w:t xml:space="preserve">   when {</w:t>
-      </w:r>
-      <w:r>
-        <w:rPr>
-          <w:rFonts w:ascii="Courier New" w:eastAsia="Times New Roman" w:hAnsi="Courier New" w:cs="Courier New"/>
-          <w:sz w:val="20"/>
-          <w:szCs w:val="20"/>
-          <w:lang w:eastAsia="en-IN"/>
-        </w:rPr>
-        <w:br/>
-        <w:t xml:space="preserve">    branch 'master'</w:t>
-      </w:r>
-      <w:r>
-        <w:rPr>
-          <w:rFonts w:ascii="Courier New" w:eastAsia="Times New Roman" w:hAnsi="Courier New" w:cs="Courier New"/>
-          <w:sz w:val="20"/>
-          <w:szCs w:val="20"/>
-          <w:lang w:eastAsia="en-IN"/>
-        </w:rPr>
-        <w:br/>
-        <w:t xml:space="preserve">   }</w:t>
-      </w:r>
-      <w:r>
-        <w:rPr>
-          <w:rFonts w:ascii="Courier New" w:eastAsia="Times New Roman" w:hAnsi="Courier New" w:cs="Courier New"/>
-          <w:sz w:val="20"/>
-          <w:szCs w:val="20"/>
-          <w:lang w:eastAsia="en-IN"/>
-        </w:rPr>
-        <w:br/>
-        <w:t xml:space="preserve">   steps {</w:t>
-      </w:r>
-      <w:r>
-        <w:rPr>
-          <w:rFonts w:ascii="Courier New" w:eastAsia="Times New Roman" w:hAnsi="Courier New" w:cs="Courier New"/>
-          <w:sz w:val="20"/>
-          <w:szCs w:val="20"/>
-          <w:lang w:eastAsia="en-IN"/>
-        </w:rPr>
-        <w:br/>
-        <w:t xml:space="preserve">    </w:t>
-      </w:r>
-      <w:proofErr w:type="spellStart"/>
-      <w:r>
-        <w:rPr>
-          <w:rFonts w:ascii="Courier New" w:eastAsia="Times New Roman" w:hAnsi="Courier New" w:cs="Courier New"/>
-          <w:sz w:val="20"/>
-          <w:szCs w:val="20"/>
-          <w:lang w:eastAsia="en-IN"/>
-        </w:rPr>
-        <w:t>sh</w:t>
-      </w:r>
-      <w:proofErr w:type="spellEnd"/>
-      <w:r>
-        <w:rPr>
-          <w:rFonts w:ascii="Courier New" w:eastAsia="Times New Roman" w:hAnsi="Courier New" w:cs="Courier New"/>
-          <w:sz w:val="20"/>
-          <w:szCs w:val="20"/>
-          <w:lang w:eastAsia="en-IN"/>
-        </w:rPr>
-        <w:t xml:space="preserve"> '</w:t>
-      </w:r>
-      <w:proofErr w:type="spellStart"/>
-      <w:r>
-        <w:rPr>
-          <w:rFonts w:ascii="Courier New" w:eastAsia="Times New Roman" w:hAnsi="Courier New" w:cs="Courier New"/>
-          <w:sz w:val="20"/>
-          <w:szCs w:val="20"/>
-          <w:lang w:eastAsia="en-IN"/>
-        </w:rPr>
-        <w:t>docker</w:t>
-      </w:r>
-      <w:proofErr w:type="spellEnd"/>
-      <w:r>
-        <w:rPr>
-          <w:rFonts w:ascii="Courier New" w:eastAsia="Times New Roman" w:hAnsi="Courier New" w:cs="Courier New"/>
-          <w:sz w:val="20"/>
-          <w:szCs w:val="20"/>
-          <w:lang w:eastAsia="en-IN"/>
-        </w:rPr>
-        <w:t xml:space="preserve"> tag react-app </w:t>
-      </w:r>
-      <w:proofErr w:type="spellStart"/>
-      <w:r>
-        <w:rPr>
-          <w:rFonts w:ascii="Courier New" w:eastAsia="Times New Roman" w:hAnsi="Courier New" w:cs="Courier New"/>
-          <w:sz w:val="20"/>
-          <w:szCs w:val="20"/>
-          <w:lang w:eastAsia="en-IN"/>
-        </w:rPr>
-        <w:t>dockerhub</w:t>
-      </w:r>
-      <w:proofErr w:type="spellEnd"/>
-      <w:r>
-        <w:rPr>
-          <w:rFonts w:ascii="Courier New" w:eastAsia="Times New Roman" w:hAnsi="Courier New" w:cs="Courier New"/>
-          <w:sz w:val="20"/>
-          <w:szCs w:val="20"/>
-          <w:lang w:eastAsia="en-IN"/>
-        </w:rPr>
-        <w:t>/prod-react'</w:t>
-      </w:r>
-      <w:r>
-        <w:rPr>
-          <w:rFonts w:ascii="Courier New" w:eastAsia="Times New Roman" w:hAnsi="Courier New" w:cs="Courier New"/>
-          <w:sz w:val="20"/>
-          <w:szCs w:val="20"/>
-          <w:lang w:eastAsia="en-IN"/>
-        </w:rPr>
-        <w:br/>
-        <w:t xml:space="preserve">    </w:t>
-      </w:r>
-      <w:proofErr w:type="spellStart"/>
-      <w:r>
-        <w:rPr>
-          <w:rFonts w:ascii="Courier New" w:eastAsia="Times New Roman" w:hAnsi="Courier New" w:cs="Courier New"/>
-          <w:sz w:val="20"/>
-          <w:szCs w:val="20"/>
-          <w:lang w:eastAsia="en-IN"/>
-        </w:rPr>
-        <w:t>sh</w:t>
-      </w:r>
-      <w:proofErr w:type="spellEnd"/>
-      <w:r>
-        <w:rPr>
-          <w:rFonts w:ascii="Courier New" w:eastAsia="Times New Roman" w:hAnsi="Courier New" w:cs="Courier New"/>
-          <w:sz w:val="20"/>
-          <w:szCs w:val="20"/>
-          <w:lang w:eastAsia="en-IN"/>
-        </w:rPr>
-        <w:t xml:space="preserve"> '</w:t>
-      </w:r>
-      <w:proofErr w:type="spellStart"/>
-      <w:r>
-        <w:rPr>
-          <w:rFonts w:ascii="Courier New" w:eastAsia="Times New Roman" w:hAnsi="Courier New" w:cs="Courier New"/>
-          <w:sz w:val="20"/>
-          <w:szCs w:val="20"/>
-          <w:lang w:eastAsia="en-IN"/>
-        </w:rPr>
-        <w:t>docker</w:t>
-      </w:r>
-      <w:proofErr w:type="spellEnd"/>
-      <w:r>
-        <w:rPr>
-          <w:rFonts w:ascii="Courier New" w:eastAsia="Times New Roman" w:hAnsi="Courier New" w:cs="Courier New"/>
-          <w:sz w:val="20"/>
-          <w:szCs w:val="20"/>
-          <w:lang w:eastAsia="en-IN"/>
-        </w:rPr>
-        <w:t xml:space="preserve"> push </w:t>
-      </w:r>
-      <w:proofErr w:type="spellStart"/>
-      <w:r>
-        <w:rPr>
-          <w:rFonts w:ascii="Courier New" w:eastAsia="Times New Roman" w:hAnsi="Courier New" w:cs="Courier New"/>
-          <w:sz w:val="20"/>
-          <w:szCs w:val="20"/>
-          <w:lang w:eastAsia="en-IN"/>
-        </w:rPr>
-        <w:t>dockerhub</w:t>
-      </w:r>
-      <w:proofErr w:type="spellEnd"/>
-      <w:r>
-        <w:rPr>
-          <w:rFonts w:ascii="Courier New" w:eastAsia="Times New Roman" w:hAnsi="Courier New" w:cs="Courier New"/>
-          <w:sz w:val="20"/>
-          <w:szCs w:val="20"/>
-          <w:lang w:eastAsia="en-IN"/>
-        </w:rPr>
-        <w:t>/prod-react'</w:t>
-      </w:r>
-      <w:r>
-        <w:rPr>
-          <w:rFonts w:ascii="Courier New" w:eastAsia="Times New Roman" w:hAnsi="Courier New" w:cs="Courier New"/>
-          <w:sz w:val="20"/>
-          <w:szCs w:val="20"/>
-          <w:lang w:eastAsia="en-IN"/>
-        </w:rPr>
-        <w:br/>
-        <w:t xml:space="preserve">   }</w:t>
-      </w:r>
-      <w:r>
-        <w:rPr>
-          <w:rFonts w:ascii="Courier New" w:eastAsia="Times New Roman" w:hAnsi="Courier New" w:cs="Courier New"/>
-          <w:sz w:val="20"/>
-          <w:szCs w:val="20"/>
-          <w:lang w:eastAsia="en-IN"/>
-        </w:rPr>
-        <w:br/>
-        <w:t xml:space="preserve">  }</w:t>
-      </w:r>
-      <w:r>
-        <w:rPr>
-          <w:rFonts w:ascii="Courier New" w:eastAsia="Times New Roman" w:hAnsi="Courier New" w:cs="Courier New"/>
-          <w:sz w:val="20"/>
-          <w:szCs w:val="20"/>
-          <w:lang w:eastAsia="en-IN"/>
-        </w:rPr>
-        <w:br/>
-      </w:r>
-      <w:r>
-        <w:rPr>
-          <w:rFonts w:ascii="Courier New" w:eastAsia="Times New Roman" w:hAnsi="Courier New" w:cs="Courier New"/>
-          <w:sz w:val="20"/>
-          <w:szCs w:val="20"/>
-          <w:lang w:eastAsia="en-IN"/>
-        </w:rPr>
+      <w:r>
+        <w:rPr>
+          <w:rStyle w:val="f"/>
+        </w:rPr>
+        <w:t>-p</w:t>
+      </w:r>
+      <w:r>
+        <w:t xml:space="preserve"> </w:t>
+      </w:r>
+      <w:r>
+        <w:rPr>
+          <w:rStyle w:val="b"/>
+        </w:rPr>
+        <w:t>3000</w:t>
+      </w:r>
+      <w:r>
+        <w:t xml:space="preserve">:3000 </w:t>
+      </w:r>
+      <w:proofErr w:type="spellStart"/>
+      <w:r>
+        <w:t>grafana</w:t>
+      </w:r>
+      <w:proofErr w:type="spellEnd"/>
+      <w:r>
+        <w:t>/</w:t>
+      </w:r>
+      <w:proofErr w:type="spellStart"/>
+      <w:r>
+        <w:t>grafana</w:t>
+      </w:r>
+      <w:proofErr w:type="spellEnd"/>
+    </w:p>
+    <w:p>
+      <w:pPr>
+        <w:pStyle w:val="NormalWeb"/>
+      </w:pPr>
+      <w:r>
         <w:lastRenderedPageBreak/>
-        <w:br/>
-        <w:t xml:space="preserve"> }</w:t>
-      </w:r>
-      <w:r>
-        <w:rPr>
-          <w:rFonts w:ascii="Courier New" w:eastAsia="Times New Roman" w:hAnsi="Courier New" w:cs="Courier New"/>
-          <w:sz w:val="20"/>
-          <w:szCs w:val="20"/>
-          <w:lang w:eastAsia="en-IN"/>
-        </w:rPr>
-        <w:br/>
-        <w:t>}</w:t>
-      </w:r>
-    </w:p>
-    <w:p>
+        <w:t xml:space="preserve">Add </w:t>
+      </w:r>
+      <w:r>
+        <w:rPr>
+          <w:rStyle w:val="Strong"/>
+        </w:rPr>
+        <w:t xml:space="preserve">Prometheus </w:t>
+      </w:r>
+      <w:proofErr w:type="spellStart"/>
+      <w:r>
+        <w:rPr>
+          <w:rStyle w:val="Strong"/>
+        </w:rPr>
+        <w:t>datasource</w:t>
+      </w:r>
+      <w:proofErr w:type="spellEnd"/>
+      <w:r>
+        <w:t xml:space="preserve"> inside </w:t>
+      </w:r>
+      <w:proofErr w:type="spellStart"/>
+      <w:r>
+        <w:t>Grafana</w:t>
+      </w:r>
+      <w:proofErr w:type="spellEnd"/>
+      <w:r>
+        <w:t>.</w:t>
+      </w:r>
+    </w:p>
+    <w:p>
+      <w:r>
+        <w:pict>
+          <v:rect id="_x0000_i1035" style="width:0;height:1.5pt" o:hralign="center" o:hrstd="t" o:hr="t" fillcolor="#a0a0a0" stroked="f"/>
+        </w:pict>
+      </w:r>
+    </w:p>
+    <w:p>
+      <w:pPr>
+        <w:pStyle w:val="Heading1"/>
+      </w:pPr>
+      <w:r>
+        <w:t>1️⃣3️⃣ Alert Notification</w:t>
+      </w:r>
+    </w:p>
+    <w:p>
+      <w:pPr>
+        <w:pStyle w:val="NormalWeb"/>
+      </w:pPr>
+      <w:r>
+        <w:t xml:space="preserve">Use </w:t>
+      </w:r>
+      <w:proofErr w:type="spellStart"/>
+      <w:r>
+        <w:rPr>
+          <w:rStyle w:val="Strong"/>
+        </w:rPr>
+        <w:t>Alertmanager</w:t>
+      </w:r>
+      <w:proofErr w:type="spellEnd"/>
+    </w:p>
+    <w:p>
+      <w:pPr>
+        <w:pStyle w:val="NormalWeb"/>
+      </w:pPr>
+      <w:r>
+        <w:t>Example:</w:t>
+      </w:r>
+    </w:p>
+    <w:p>
+      <w:pPr>
+        <w:pStyle w:val="HTMLPreformatted"/>
+      </w:pPr>
+      <w:r>
+        <w:t>If application down -&gt; send email / slack notification</w:t>
+      </w:r>
+    </w:p>
+    <w:p>
+      <w:r>
+        <w:pict>
+          <v:rect id="_x0000_i1036" style="width:0;height:1.5pt" o:hralign="center" o:hrstd="t" o:hr="t" fillcolor="#a0a0a0" stroked="f"/>
+        </w:pict>
+      </w:r>
+    </w:p>
+    <w:p>
+      <w:pPr>
+        <w:pStyle w:val="Heading1"/>
+      </w:pPr>
+      <w:r>
+        <w:rPr>
+          <w:rFonts w:ascii="Segoe UI Symbol" w:hAnsi="Segoe UI Symbol" w:cs="Segoe UI Symbol"/>
+        </w:rPr>
+        <w:t>🔥</w:t>
+      </w:r>
+      <w:r>
+        <w:t xml:space="preserve"> Final Architecture</w:t>
+      </w:r>
+    </w:p>
+    <w:p>
+      <w:pPr>
+        <w:pStyle w:val="HTMLPreformatted"/>
+      </w:pPr>
+      <w:r>
+        <w:t>GitHub (dev branch)</w:t>
+      </w:r>
+      <w:r>
+        <w:br/>
+        <w:t xml:space="preserve">        ↓</w:t>
+      </w:r>
+      <w:r>
+        <w:br/>
+        <w:t xml:space="preserve">      Jenkins</w:t>
+      </w:r>
+      <w:r>
+        <w:br/>
+        <w:t xml:space="preserve">        ↓</w:t>
+      </w:r>
+      <w:r>
+        <w:br/>
+        <w:t xml:space="preserve">   Docker Build</w:t>
+      </w:r>
+      <w:r>
+        <w:br/>
+        <w:t xml:space="preserve">        ↓</w:t>
+      </w:r>
+      <w:r>
+        <w:br/>
+        <w:t xml:space="preserve">Push to </w:t>
+      </w:r>
+      <w:proofErr w:type="spellStart"/>
+      <w:r>
+        <w:t>DockerHub</w:t>
+      </w:r>
+      <w:proofErr w:type="spellEnd"/>
+      <w:r>
+        <w:t xml:space="preserve"> (dev)</w:t>
+      </w:r>
+      <w:r>
+        <w:br/>
+      </w:r>
+      <w:r>
+        <w:br/>
+        <w:t>dev → master merge</w:t>
+      </w:r>
+      <w:r>
+        <w:br/>
+        <w:t xml:space="preserve">        ↓</w:t>
+      </w:r>
+      <w:r>
+        <w:br/>
+        <w:t xml:space="preserve">Push to </w:t>
+      </w:r>
+      <w:proofErr w:type="spellStart"/>
+      <w:r>
+        <w:t>DockerHub</w:t>
+      </w:r>
+      <w:proofErr w:type="spellEnd"/>
+      <w:r>
+        <w:t xml:space="preserve"> (prod)</w:t>
+      </w:r>
+      <w:r>
+        <w:br/>
+        <w:t xml:space="preserve">        ↓</w:t>
+      </w:r>
+      <w:r>
+        <w:br/>
+        <w:t>Deploy to AWS EC2</w:t>
+      </w:r>
+      <w:r>
+        <w:br/>
+        <w:t xml:space="preserve">        ↓</w:t>
+      </w:r>
+      <w:r>
+        <w:br/>
+        <w:t xml:space="preserve">Monitoring (Prometheus + </w:t>
+      </w:r>
+      <w:proofErr w:type="spellStart"/>
+      <w:r>
+        <w:t>Grafana</w:t>
+      </w:r>
+      <w:proofErr w:type="spellEnd"/>
+      <w:r>
+        <w:t>)</w:t>
+      </w:r>
+    </w:p>
+    <w:p>
+      <w:pPr>
+        <w:spacing w:before="100" w:beforeAutospacing="1" w:after="100" w:afterAutospacing="1" w:line="240" w:lineRule="auto"/>
+        <w:rPr>
+          <w:rFonts w:ascii="Times New Roman" w:eastAsia="Times New Roman" w:hAnsi="Times New Roman" w:cs="Times New Roman"/>
+          <w:sz w:val="24"/>
+          <w:szCs w:val="24"/>
+          <w:lang w:eastAsia="en-IN"/>
+        </w:rPr>
+      </w:pPr>
       <w:bookmarkStart w:id="0" w:name="_GoBack"/>
       <w:bookmarkEnd w:id="0"/>
     </w:p>
